--- a/reports/project_report_updated.docx
+++ b/reports/project_report_updated.docx
@@ -2161,9 +2161,17 @@
       </w:pPr>
       <w:r>
         <w:rPr>
+          <w:b/>
+          <w:bCs/>
           <w:lang w:val="en-IN"/>
         </w:rPr>
-        <w:t>[PLACEHOLDER: Type of model - Specify the deep learning model used (e.g., Graph Convolutional Network, Transformer, 2024+ architecture)]</w:t>
+        <w:t xml:space="preserve">Type of model: </w:t>
+      </w:r>
+      <w:r>
+        <w:rPr>
+          <w:lang w:val="en-IN"/>
+        </w:rPr>
+        <w:t>Graph Convolutional Network (GCN) with Channel-wise Topology Refinement (CTR-GCN). The model is implemented as a 2-stream ensemble, with one network trained on Joint Stream (raw coordinates) and another on Bone Stream (vector differences between joints). Final predictions combine outputs through Late Fusion with 1:1 weighting.</w:t>
       </w:r>
     </w:p>
     <w:p>
@@ -2178,9 +2186,17 @@
       </w:pPr>
       <w:r>
         <w:rPr>
+          <w:b/>
+          <w:bCs/>
           <w:lang w:val="en-IN"/>
         </w:rPr>
-        <w:t xml:space="preserve">[PLACEHOLDER: Layers used - Describe the architecture layers (input, hidden, output layers with dimensions)]</w:t>
+        <w:t xml:space="preserve">Layers used: </w:t>
+      </w:r>
+      <w:r>
+        <w:rPr>
+          <w:lang w:val="en-IN"/>
+        </w:rPr>
+        <w:t>Three main stages of GCN and TCN blocks: Stage 1: AdaptiveGCN (2-3 channels to 64) + MultiScaleTCN (64 to 64); Stage 2: AdaptiveGCN (64 to 128) + MultiScaleTCN (128 to 128, stride=2); Stage 3: AdaptiveGCN (128 to 256) + MultiScaleTCN (256 to 256, stride=2). Global average pooling followed by FC layer mapping to 60 output classes.</w:t>
       </w:r>
     </w:p>
     <w:p>
@@ -2195,9 +2211,17 @@
       </w:pPr>
       <w:r>
         <w:rPr>
+          <w:b/>
+          <w:bCs/>
           <w:lang w:val="en-IN"/>
         </w:rPr>
-        <w:t xml:space="preserve">[PLACEHOLDER: Activation functions - List activation functions used (e.g., ReLU, GELU, SiLU)]</w:t>
+        <w:t xml:space="preserve">Activation functions: </w:t>
+      </w:r>
+      <w:r>
+        <w:rPr>
+          <w:lang w:val="en-IN"/>
+        </w:rPr>
+        <w:t>ReLU activation functions are used throughout, specifically after each BatchNorm layer in AdaptiveGCNBlock and MultiScaleTCN modules.</w:t>
       </w:r>
     </w:p>
     <w:p>
@@ -2212,9 +2236,17 @@
       </w:pPr>
       <w:r>
         <w:rPr>
+          <w:b/>
+          <w:bCs/>
           <w:lang w:val="en-IN"/>
         </w:rPr>
-        <w:t xml:space="preserve">[PLACEHOLDER: Loss function - Specify the loss function used (e.g., CrossEntropyLoss)]</w:t>
+        <w:t xml:space="preserve">Loss function: </w:t>
+      </w:r>
+      <w:r>
+        <w:rPr>
+          <w:lang w:val="en-IN"/>
+        </w:rPr>
+        <w:t>CrossEntropyLoss is used as the standard multi-class classification loss function, applied to both Joint and Bone streams during training.</w:t>
       </w:r>
     </w:p>
     <w:p>
@@ -2229,9 +2261,17 @@
       </w:pPr>
       <w:r>
         <w:rPr>
+          <w:b/>
+          <w:bCs/>
           <w:lang w:val="en-IN"/>
         </w:rPr>
-        <w:t xml:space="preserve">[PLACEHOLDER: Optimizer - Specify the optimizer algorithm (e.g., Adam, SGD with momentum)]</w:t>
+        <w:t xml:space="preserve">Optimizer: </w:t>
+      </w:r>
+      <w:r>
+        <w:rPr>
+          <w:lang w:val="en-IN"/>
+        </w:rPr>
+        <w:t>Stochastic Gradient Descent (SGD) with Nesterov momentum (0.9), weight decay (1e-4), and Nesterov Accelerated Gradient enabled. CosineAnnealingLR scheduler decays learning rate from 0.1 to near zero over training period.</w:t>
       </w:r>
     </w:p>
     <w:p>
@@ -2402,97 +2442,7 @@
         <w:rPr>
           <w:lang w:val="en-IN"/>
         </w:rPr>
-        <w:t xml:space="preserve">This section details the hyperparameters used for training the model. Provide the following information:</w:t>
-      </w:r>
-    </w:p>
-    <w:p>
-      <w:pPr>
-        <w:numPr>
-          <w:ilvl w:val="0"/>
-          <w:numId w:val="11"/>
-        </w:numPr>
-        <w:rPr>
-          <w:lang w:val="en-IN"/>
-        </w:rPr>
-      </w:pPr>
-      <w:r>
-        <w:rPr>
-          <w:lang w:val="en-IN"/>
-        </w:rPr>
-        <w:t xml:space="preserve">[PLACEHOLDER: Learning Rate - Enter the learning rate value]</w:t>
-      </w:r>
-    </w:p>
-    <w:p>
-      <w:pPr>
-        <w:numPr>
-          <w:ilvl w:val="0"/>
-          <w:numId w:val="11"/>
-        </w:numPr>
-        <w:rPr>
-          <w:lang w:val="en-IN"/>
-        </w:rPr>
-      </w:pPr>
-      <w:r>
-        <w:rPr>
-          <w:lang w:val="en-IN"/>
-        </w:rPr>
-        <w:t xml:space="preserve">[PLACEHOLDER: Batch Size - Enter the batch size used during training]</w:t>
-      </w:r>
-    </w:p>
-    <w:p>
-      <w:pPr>
-        <w:numPr>
-          <w:ilvl w:val="0"/>
-          <w:numId w:val="11"/>
-        </w:numPr>
-        <w:rPr>
-          <w:lang w:val="en-IN"/>
-        </w:rPr>
-      </w:pPr>
-      <w:r>
-        <w:rPr>
-          <w:lang w:val="en-IN"/>
-        </w:rPr>
-        <w:t xml:space="preserve">[PLACEHOLDER: Number of Epochs - Enter the total number of training epochs]</w:t>
-      </w:r>
-    </w:p>
-    <w:p>
-      <w:pPr>
-        <w:numPr>
-          <w:ilvl w:val="0"/>
-          <w:numId w:val="11"/>
-        </w:numPr>
-        <w:rPr>
-          <w:lang w:val="en-IN"/>
-        </w:rPr>
-      </w:pPr>
-      <w:r>
-        <w:rPr>
-          <w:lang w:val="en-IN"/>
-        </w:rPr>
-        <w:t xml:space="preserve">[PLACEHOLDER: Dropout Rate - Enter the dropout rate (if applicable)]</w:t>
-      </w:r>
-    </w:p>
-    <w:p>
-      <w:pPr>
-        <w:numPr>
-          <w:ilvl w:val="0"/>
-          <w:numId w:val="11"/>
-        </w:numPr>
-        <w:rPr>
-          <w:lang w:val="en-IN"/>
-        </w:rPr>
-      </w:pPr>
-      <w:r>
-        <w:rPr>
-          <w:lang w:val="en-IN"/>
-        </w:rPr>
-        <w:t xml:space="preserve">[PLACEHOLDER: Other Parameters - Enter any other hyperparameter values]</w:t>
-      </w:r>
-    </w:p>
-    <w:p>
-      <w:r>
-        <w:t>A summary table of hyperparameters can be inserted here for better organization.</w:t>
+        <w:t>This section details all hyperparameters used during the training of the CTR-GCN model. Key training parameters include: Maximum Frames = 64 (number of frames sampled per sequence), Batch Size = 64 (number of samples per training batch), Initial Learning Rate = 0.1 (starting learning rate for SGD optimizer), Weight Decay = 1e-4 (L2 regularization factor), Momentum = 0.9 (SGD momentum factor), Nesterov = True (enabling Nesterov Accelerated Gradient), Optimizer = SGD, Epochs = 60 (total training iterations per stream), LR Scheduler = CosineAnnealingLR (for learning rate decay strategy), T_max = 60 (maximum iterations for cosine annealing), Dropout = 0.3 (dropout probability), Num Joints = 17 (COCO format), Num Classes = 60 (NTU-60 action categories), and Loss Function = CrossEntropyLoss (standard multi-class classification loss).</w:t>
       </w:r>
     </w:p>
     <w:p>
